--- a/Архитектура АС/ПРАКТИКА 2/ПРАКТИКА 2.docx
+++ b/Архитектура АС/ПРАКТИКА 2/ПРАКТИКА 2.docx
@@ -111,18 +111,8 @@
           <w:sz w:val="28"/>
           <w:szCs w:val="28"/>
         </w:rPr>
-        <w:t xml:space="preserve">Колледж </w:t>
-      </w:r>
-      <w:proofErr w:type="spellStart"/>
-      <w:r>
-        <w:rPr>
-          <w:color w:val="000000" w:themeColor="text1"/>
-          <w:sz w:val="28"/>
-          <w:szCs w:val="28"/>
-        </w:rPr>
-        <w:t>ВятГУ</w:t>
-      </w:r>
-      <w:proofErr w:type="spellEnd"/>
+        <w:t>Колледж ВятГУ</w:t>
+      </w:r>
     </w:p>
     <w:p>
       <w:pPr>
@@ -773,7 +763,6 @@
           <w:sz w:val="28"/>
           <w:szCs w:val="28"/>
           <w:u w:val="single"/>
-          <w:lang w:val="en-US"/>
         </w:rPr>
       </w:pPr>
       <w:r>
@@ -849,6 +838,7 @@
       <w:r>
         <w:rPr>
           <w:rFonts w:ascii="Times New Roman" w:hAnsi="Times New Roman" w:cs="Times New Roman"/>
+          <w:noProof/>
           <w:sz w:val="28"/>
           <w:szCs w:val="28"/>
         </w:rPr>
@@ -949,6 +939,7 @@
           <w:rFonts w:ascii="Times New Roman" w:hAnsi="Times New Roman" w:cs="Times New Roman"/>
           <w:b/>
           <w:bCs/>
+          <w:noProof/>
           <w:color w:val="000000" w:themeColor="text1"/>
           <w:sz w:val="28"/>
           <w:szCs w:val="28"/>
@@ -995,6 +986,7 @@
         <w:jc w:val="center"/>
         <w:rPr>
           <w:rFonts w:ascii="Times New Roman" w:hAnsi="Times New Roman" w:cs="Times New Roman"/>
+          <w:lang w:val="en-US"/>
         </w:rPr>
       </w:pPr>
       <w:r>
@@ -1007,19 +999,72 @@
         <w:rPr>
           <w:rFonts w:ascii="Times New Roman" w:hAnsi="Times New Roman" w:cs="Times New Roman"/>
         </w:rPr>
-        <w:t>2</w:t>
-      </w:r>
-      <w:r>
-        <w:rPr>
-          <w:rFonts w:ascii="Times New Roman" w:hAnsi="Times New Roman" w:cs="Times New Roman"/>
-        </w:rPr>
-        <w:t xml:space="preserve"> – </w:t>
-      </w:r>
-      <w:r>
-        <w:rPr>
-          <w:rFonts w:ascii="Times New Roman" w:hAnsi="Times New Roman" w:cs="Times New Roman"/>
-        </w:rPr>
-        <w:t>Дешифратор на 5 входов</w:t>
+        <w:t>2 – Дешифратор на 5 входов</w:t>
+      </w:r>
+    </w:p>
+    <w:p>
+      <w:pPr>
+        <w:jc w:val="center"/>
+        <w:rPr>
+          <w:rFonts w:ascii="Times New Roman" w:hAnsi="Times New Roman" w:cs="Times New Roman"/>
+          <w:lang w:val="en-US"/>
+        </w:rPr>
+      </w:pPr>
+      <w:r>
+        <w:rPr>
+          <w:rFonts w:ascii="Times New Roman" w:hAnsi="Times New Roman" w:cs="Times New Roman"/>
+          <w:lang w:val="en-US"/>
+        </w:rPr>
+        <w:lastRenderedPageBreak/>
+        <w:drawing>
+          <wp:inline distT="0" distB="0" distL="0" distR="0" wp14:anchorId="0274379D" wp14:editId="3F863FDA">
+            <wp:extent cx="3648584" cy="6106377"/>
+            <wp:effectExtent l="0" t="0" r="9525" b="8890"/>
+            <wp:docPr id="725929660" name="Рисунок 1"/>
+            <wp:cNvGraphicFramePr>
+              <a:graphicFrameLocks xmlns:a="http://schemas.openxmlformats.org/drawingml/2006/main" noChangeAspect="1"/>
+            </wp:cNvGraphicFramePr>
+            <a:graphic xmlns:a="http://schemas.openxmlformats.org/drawingml/2006/main">
+              <a:graphicData uri="http://schemas.openxmlformats.org/drawingml/2006/picture">
+                <pic:pic xmlns:pic="http://schemas.openxmlformats.org/drawingml/2006/picture">
+                  <pic:nvPicPr>
+                    <pic:cNvPr id="725929660" name=""/>
+                    <pic:cNvPicPr/>
+                  </pic:nvPicPr>
+                  <pic:blipFill>
+                    <a:blip r:embed="rId7"/>
+                    <a:stretch>
+                      <a:fillRect/>
+                    </a:stretch>
+                  </pic:blipFill>
+                  <pic:spPr>
+                    <a:xfrm>
+                      <a:off x="0" y="0"/>
+                      <a:ext cx="3648584" cy="6106377"/>
+                    </a:xfrm>
+                    <a:prstGeom prst="rect">
+                      <a:avLst/>
+                    </a:prstGeom>
+                  </pic:spPr>
+                </pic:pic>
+              </a:graphicData>
+            </a:graphic>
+          </wp:inline>
+        </w:drawing>
+      </w:r>
+    </w:p>
+    <w:p>
+      <w:pPr>
+        <w:jc w:val="center"/>
+        <w:rPr>
+          <w:rFonts w:ascii="Times New Roman" w:hAnsi="Times New Roman" w:cs="Times New Roman"/>
+        </w:rPr>
+      </w:pPr>
+      <w:r>
+        <w:rPr>
+          <w:rFonts w:ascii="Times New Roman" w:hAnsi="Times New Roman" w:cs="Times New Roman"/>
+        </w:rPr>
+        <w:t>Рисунок 3 – функциональная схема дешифратор на 2 входа</w:t>
       </w:r>
     </w:p>
     <w:p>
@@ -1040,6 +1085,7 @@
           <w:rFonts w:ascii="Times New Roman" w:hAnsi="Times New Roman" w:cs="Times New Roman"/>
           <w:b/>
           <w:bCs/>
+          <w:noProof/>
           <w:color w:val="000000" w:themeColor="text1"/>
           <w:sz w:val="28"/>
           <w:szCs w:val="28"/>
@@ -1062,7 +1108,7 @@
                     <pic:cNvPicPr/>
                   </pic:nvPicPr>
                   <pic:blipFill>
-                    <a:blip r:embed="rId7"/>
+                    <a:blip r:embed="rId8"/>
                     <a:stretch>
                       <a:fillRect/>
                     </a:stretch>
@@ -1100,19 +1146,7 @@
         <w:rPr>
           <w:rFonts w:ascii="Times New Roman" w:hAnsi="Times New Roman" w:cs="Times New Roman"/>
         </w:rPr>
-        <w:t>3</w:t>
-      </w:r>
-      <w:r>
-        <w:rPr>
-          <w:rFonts w:ascii="Times New Roman" w:hAnsi="Times New Roman" w:cs="Times New Roman"/>
-        </w:rPr>
-        <w:t xml:space="preserve"> – </w:t>
-      </w:r>
-      <w:r>
-        <w:rPr>
-          <w:rFonts w:ascii="Times New Roman" w:hAnsi="Times New Roman" w:cs="Times New Roman"/>
-        </w:rPr>
-        <w:t>Таблица истинности</w:t>
+        <w:t>3 – Таблица истинности</w:t>
       </w:r>
     </w:p>
     <w:p>
@@ -2487,6 +2521,7 @@
   <w:style w:type="character" w:default="1" w:styleId="a0">
     <w:name w:val="Default Paragraph Font"/>
     <w:uiPriority w:val="1"/>
+    <w:semiHidden/>
     <w:unhideWhenUsed/>
   </w:style>
   <w:style w:type="table" w:default="1" w:styleId="a1">
